--- a/docs/Final_Presentation_Content_and_Slide_Deck.docx
+++ b/docs/Final_Presentation_Content_and_Slide_Deck.docx
@@ -4,57 +4,52 @@
   <w:body>
     <w:p>
       <w:pPr>
-        <w:pStyle w:val="Heading1"/>
-        <w:spacing w:before="240" w:after="120"/>
+        <w:spacing w:before="280" w:after="120"/>
       </w:pPr>
       <w:r>
         <w:rPr>
-          <w:rFonts w:ascii="Georgia" w:hAnsi="Georgia"/>
+          <w:rFonts w:ascii="Playfair Display" w:hAnsi="Playfair Display"/>
           <w:b/>
           <w:color w:val="721F3A"/>
-          <w:sz w:val="36"/>
+          <w:sz w:val="44"/>
         </w:rPr>
         <w:t>MagulaPlan (Magula.lk) — Final Presentation Slide Deck Guide</w:t>
       </w:r>
     </w:p>
     <w:p>
       <w:pPr>
-        <w:pStyle w:val="Heading2"/>
-        <w:spacing w:before="200" w:after="80"/>
+        <w:spacing w:before="240" w:after="80"/>
       </w:pPr>
       <w:r>
         <w:rPr>
-          <w:rFonts w:ascii="Georgia" w:hAnsi="Georgia"/>
+          <w:rFonts w:ascii="Playfair Display" w:hAnsi="Playfair Display"/>
           <w:b/>
           <w:color w:val="721F3A"/>
-          <w:sz w:val="28"/>
+          <w:sz w:val="30"/>
         </w:rPr>
         <w:t>Slide Overview (12–15 Slide Master Outline)</w:t>
       </w:r>
     </w:p>
     <w:p>
       <w:pPr>
-        <w:spacing w:before="40" w:after="80"/>
+        <w:spacing w:before="120" w:after="120"/>
       </w:pPr>
       <w:r>
         <w:rPr>
-          <w:rFonts w:ascii="Calibri" w:hAnsi="Calibri"/>
-          <w:color w:val="222222"/>
-          <w:sz w:val="20"/>
+          <w:color w:val="EEDDE0"/>
         </w:rPr>
-        <w:t>---</w:t>
+        <w:t>__________________________________________________________________________</w:t>
       </w:r>
     </w:p>
     <w:p>
       <w:pPr>
-        <w:pStyle w:val="Heading3"/>
         <w:spacing w:before="160" w:after="60"/>
       </w:pPr>
       <w:r>
         <w:rPr>
-          <w:rFonts w:ascii="Georgia" w:hAnsi="Georgia"/>
+          <w:rFonts w:ascii="Segoe UI" w:hAnsi="Segoe UI"/>
           <w:b/>
-          <w:color w:val="444444"/>
+          <w:color w:val="222222"/>
           <w:sz w:val="24"/>
         </w:rPr>
         <w:t>Slide 1: Title &amp; Team Introduction</w:t>
@@ -63,156 +58,237 @@
     <w:p>
       <w:pPr>
         <w:pStyle w:val="ListBullet"/>
-        <w:spacing w:before="20" w:after="40"/>
+        <w:spacing w:after="40"/>
       </w:pPr>
       <w:r>
         <w:rPr>
-          <w:rFonts w:ascii="Calibri" w:hAnsi="Calibri"/>
-          <w:sz w:val="20"/>
+          <w:rFonts w:ascii="Segoe UI" w:hAnsi="Segoe UI"/>
+          <w:color w:val="222222"/>
+          <w:sz w:val="19"/>
         </w:rPr>
-        <w:t>Title: MagulaPlan (Magula.lk)</w:t>
+      </w:r>
+      <w:r>
+        <w:rPr>
+          <w:rFonts w:ascii="Segoe UI" w:hAnsi="Segoe UI"/>
+          <w:b/>
+          <w:color w:val="222222"/>
+          <w:sz w:val="19"/>
+        </w:rPr>
+        <w:t>Title:</w:t>
+      </w:r>
+      <w:r>
+        <w:rPr>
+          <w:rFonts w:ascii="Segoe UI" w:hAnsi="Segoe UI"/>
+          <w:color w:val="222222"/>
+          <w:sz w:val="19"/>
+        </w:rPr>
+        <w:t xml:space="preserve"> MagulaPlan (Magula.lk)</w:t>
       </w:r>
     </w:p>
     <w:p>
       <w:pPr>
         <w:pStyle w:val="ListBullet"/>
-        <w:spacing w:before="20" w:after="40"/>
+        <w:spacing w:after="40"/>
       </w:pPr>
       <w:r>
         <w:rPr>
-          <w:rFonts w:ascii="Calibri" w:hAnsi="Calibri"/>
-          <w:sz w:val="20"/>
+          <w:rFonts w:ascii="Segoe UI" w:hAnsi="Segoe UI"/>
+          <w:color w:val="222222"/>
+          <w:sz w:val="19"/>
         </w:rPr>
-        <w:t>Subtitle: All-in-One Digital Wedding Planning Platform for Sri Lanka</w:t>
+      </w:r>
+      <w:r>
+        <w:rPr>
+          <w:rFonts w:ascii="Segoe UI" w:hAnsi="Segoe UI"/>
+          <w:b/>
+          <w:color w:val="222222"/>
+          <w:sz w:val="19"/>
+        </w:rPr>
+        <w:t>Subtitle:</w:t>
+      </w:r>
+      <w:r>
+        <w:rPr>
+          <w:rFonts w:ascii="Segoe UI" w:hAnsi="Segoe UI"/>
+          <w:color w:val="222222"/>
+          <w:sz w:val="19"/>
+        </w:rPr>
+        <w:t xml:space="preserve"> All-in-One Digital Wedding Planning Platform for Sri Lanka</w:t>
       </w:r>
     </w:p>
     <w:p>
       <w:pPr>
         <w:pStyle w:val="ListBullet"/>
-        <w:spacing w:before="20" w:after="40"/>
+        <w:spacing w:after="40"/>
       </w:pPr>
       <w:r>
         <w:rPr>
-          <w:rFonts w:ascii="Calibri" w:hAnsi="Calibri"/>
-          <w:sz w:val="20"/>
+          <w:rFonts w:ascii="Segoe UI" w:hAnsi="Segoe UI"/>
+          <w:color w:val="222222"/>
+          <w:sz w:val="19"/>
         </w:rPr>
-        <w:t>Module: CCS2313 - Software Engineering &amp; Project Management</w:t>
+      </w:r>
+      <w:r>
+        <w:rPr>
+          <w:rFonts w:ascii="Segoe UI" w:hAnsi="Segoe UI"/>
+          <w:b/>
+          <w:color w:val="222222"/>
+          <w:sz w:val="19"/>
+        </w:rPr>
+        <w:t>Module:</w:t>
+      </w:r>
+      <w:r>
+        <w:rPr>
+          <w:rFonts w:ascii="Segoe UI" w:hAnsi="Segoe UI"/>
+          <w:color w:val="222222"/>
+          <w:sz w:val="19"/>
+        </w:rPr>
+        <w:t xml:space="preserve"> CCS2313 - Software Engineering &amp; Project Management</w:t>
       </w:r>
     </w:p>
     <w:p>
       <w:pPr>
         <w:pStyle w:val="ListBullet"/>
-        <w:spacing w:before="20" w:after="40"/>
+        <w:spacing w:after="40"/>
       </w:pPr>
       <w:r>
         <w:rPr>
-          <w:rFonts w:ascii="Calibri" w:hAnsi="Calibri"/>
-          <w:sz w:val="20"/>
+          <w:rFonts w:ascii="Segoe UI" w:hAnsi="Segoe UI"/>
+          <w:color w:val="222222"/>
+          <w:sz w:val="19"/>
         </w:rPr>
-        <w:t>Group: Group 04</w:t>
+      </w:r>
+      <w:r>
+        <w:rPr>
+          <w:rFonts w:ascii="Segoe UI" w:hAnsi="Segoe UI"/>
+          <w:b/>
+          <w:color w:val="222222"/>
+          <w:sz w:val="19"/>
+        </w:rPr>
+        <w:t>Group:</w:t>
+      </w:r>
+      <w:r>
+        <w:rPr>
+          <w:rFonts w:ascii="Segoe UI" w:hAnsi="Segoe UI"/>
+          <w:color w:val="222222"/>
+          <w:sz w:val="19"/>
+        </w:rPr>
+        <w:t xml:space="preserve"> Group 04</w:t>
       </w:r>
     </w:p>
     <w:p>
       <w:pPr>
         <w:pStyle w:val="ListBullet"/>
-        <w:spacing w:before="20" w:after="40"/>
+        <w:spacing w:after="40"/>
       </w:pPr>
       <w:r>
         <w:rPr>
-          <w:rFonts w:ascii="Calibri" w:hAnsi="Calibri"/>
-          <w:sz w:val="20"/>
+          <w:rFonts w:ascii="Segoe UI" w:hAnsi="Segoe UI"/>
+          <w:color w:val="222222"/>
+          <w:sz w:val="19"/>
+        </w:rPr>
+      </w:r>
+      <w:r>
+        <w:rPr>
+          <w:rFonts w:ascii="Segoe UI" w:hAnsi="Segoe UI"/>
+          <w:b/>
+          <w:color w:val="222222"/>
+          <w:sz w:val="19"/>
         </w:rPr>
         <w:t>Team Members:</w:t>
+      </w:r>
+      <w:r>
+        <w:rPr>
+          <w:rFonts w:ascii="Segoe UI" w:hAnsi="Segoe UI"/>
+          <w:color w:val="222222"/>
+          <w:sz w:val="19"/>
+        </w:rPr>
       </w:r>
     </w:p>
     <w:p>
       <w:pPr>
-        <w:spacing w:before="40" w:after="80"/>
+        <w:spacing w:after="80"/>
       </w:pPr>
       <w:r>
         <w:rPr>
-          <w:rFonts w:ascii="Calibri" w:hAnsi="Calibri"/>
+          <w:rFonts w:ascii="Segoe UI" w:hAnsi="Segoe UI"/>
           <w:color w:val="222222"/>
-          <w:sz w:val="20"/>
+          <w:sz w:val="19"/>
         </w:rPr>
         <w:t>- M.S. Ranasinghe (Project Manager / Full-Stack &amp; DevOps) — CIT-24-02-0189</w:t>
       </w:r>
     </w:p>
     <w:p>
       <w:pPr>
-        <w:spacing w:before="40" w:after="80"/>
+        <w:spacing w:after="80"/>
       </w:pPr>
       <w:r>
         <w:rPr>
-          <w:rFonts w:ascii="Calibri" w:hAnsi="Calibri"/>
+          <w:rFonts w:ascii="Segoe UI" w:hAnsi="Segoe UI"/>
           <w:color w:val="222222"/>
-          <w:sz w:val="20"/>
+          <w:sz w:val="19"/>
         </w:rPr>
         <w:t>- S.A.A. Lakmal (Backend Lead Developer) — CIT-24-02-0007</w:t>
       </w:r>
     </w:p>
     <w:p>
       <w:pPr>
-        <w:spacing w:before="40" w:after="80"/>
+        <w:spacing w:after="80"/>
       </w:pPr>
       <w:r>
         <w:rPr>
-          <w:rFonts w:ascii="Calibri" w:hAnsi="Calibri"/>
+          <w:rFonts w:ascii="Segoe UI" w:hAnsi="Segoe UI"/>
           <w:color w:val="222222"/>
-          <w:sz w:val="20"/>
+          <w:sz w:val="19"/>
         </w:rPr>
         <w:t>- A.G.D.N. Ranathunga (UI/UX Lead &amp; Frontend Developer) — CIT-24-02-0046</w:t>
       </w:r>
     </w:p>
     <w:p>
       <w:pPr>
-        <w:spacing w:before="40" w:after="80"/>
+        <w:spacing w:after="80"/>
       </w:pPr>
       <w:r>
         <w:rPr>
-          <w:rFonts w:ascii="Calibri" w:hAnsi="Calibri"/>
+          <w:rFonts w:ascii="Segoe UI" w:hAnsi="Segoe UI"/>
           <w:color w:val="222222"/>
-          <w:sz w:val="20"/>
+          <w:sz w:val="19"/>
         </w:rPr>
         <w:t>- K.A.R.D. Sammani (Database Engineer &amp; Business Analyst) — CIT-24-02-0058</w:t>
       </w:r>
     </w:p>
     <w:p>
       <w:pPr>
-        <w:spacing w:before="40" w:after="80"/>
+        <w:spacing w:after="80"/>
       </w:pPr>
       <w:r>
         <w:rPr>
-          <w:rFonts w:ascii="Calibri" w:hAnsi="Calibri"/>
+          <w:rFonts w:ascii="Segoe UI" w:hAnsi="Segoe UI"/>
           <w:color w:val="222222"/>
-          <w:sz w:val="20"/>
+          <w:sz w:val="19"/>
         </w:rPr>
         <w:t>- V.G. Ruchira Nimnaka (Quality Assurance Lead Engineer) — CIT-24-02-0029</w:t>
       </w:r>
     </w:p>
     <w:p>
       <w:pPr>
-        <w:spacing w:before="40" w:after="80"/>
+        <w:spacing w:before="120" w:after="120"/>
       </w:pPr>
       <w:r>
         <w:rPr>
-          <w:rFonts w:ascii="Calibri" w:hAnsi="Calibri"/>
-          <w:color w:val="222222"/>
-          <w:sz w:val="20"/>
+          <w:color w:val="EEDDE0"/>
         </w:rPr>
-        <w:t>---</w:t>
+        <w:t>__________________________________________________________________________</w:t>
       </w:r>
     </w:p>
     <w:p>
       <w:pPr>
-        <w:pStyle w:val="Heading3"/>
         <w:spacing w:before="160" w:after="60"/>
       </w:pPr>
       <w:r>
         <w:rPr>
-          <w:rFonts w:ascii="Georgia" w:hAnsi="Georgia"/>
+          <w:rFonts w:ascii="Segoe UI" w:hAnsi="Segoe UI"/>
           <w:b/>
-          <w:color w:val="444444"/>
+          <w:color w:val="222222"/>
           <w:sz w:val="24"/>
         </w:rPr>
         <w:t>Slide 2: Project Proposal (Problem &amp; Market Need)</w:t>
@@ -221,51 +297,67 @@
     <w:p>
       <w:pPr>
         <w:pStyle w:val="ListBullet"/>
-        <w:spacing w:before="20" w:after="40"/>
+        <w:spacing w:after="40"/>
       </w:pPr>
       <w:r>
         <w:rPr>
-          <w:rFonts w:ascii="Calibri" w:hAnsi="Calibri"/>
-          <w:sz w:val="20"/>
+          <w:rFonts w:ascii="Segoe UI" w:hAnsi="Segoe UI"/>
+          <w:color w:val="222222"/>
+          <w:sz w:val="19"/>
+        </w:rPr>
+      </w:r>
+      <w:r>
+        <w:rPr>
+          <w:rFonts w:ascii="Segoe UI" w:hAnsi="Segoe UI"/>
+          <w:b/>
+          <w:color w:val="222222"/>
+          <w:sz w:val="19"/>
         </w:rPr>
         <w:t>Core Real-World Problems:</w:t>
+      </w:r>
+      <w:r>
+        <w:rPr>
+          <w:rFonts w:ascii="Segoe UI" w:hAnsi="Segoe UI"/>
+          <w:color w:val="222222"/>
+          <w:sz w:val="19"/>
+        </w:rPr>
       </w:r>
     </w:p>
     <w:p>
       <w:pPr>
-        <w:spacing w:before="40" w:after="80"/>
+        <w:spacing w:after="80"/>
       </w:pPr>
       <w:r>
         <w:rPr>
-          <w:rFonts w:ascii="Calibri" w:hAnsi="Calibri"/>
+          <w:rFonts w:ascii="Segoe UI" w:hAnsi="Segoe UI"/>
           <w:color w:val="222222"/>
-          <w:sz w:val="20"/>
+          <w:sz w:val="19"/>
         </w:rPr>
         <w:t>- 6–12 months of uncoordinated manual planning across 15+ disconnected vendor categories.</w:t>
       </w:r>
     </w:p>
     <w:p>
       <w:pPr>
-        <w:spacing w:before="40" w:after="80"/>
+        <w:spacing w:after="80"/>
       </w:pPr>
       <w:r>
         <w:rPr>
-          <w:rFonts w:ascii="Calibri" w:hAnsi="Calibri"/>
+          <w:rFonts w:ascii="Segoe UI" w:hAnsi="Segoe UI"/>
           <w:color w:val="222222"/>
-          <w:sz w:val="20"/>
+          <w:sz w:val="19"/>
         </w:rPr>
         <w:t>- Opaque pricing, word-of-mouth reliance, and hidden wedding costs.</w:t>
       </w:r>
     </w:p>
     <w:p>
       <w:pPr>
-        <w:spacing w:before="40" w:after="80"/>
+        <w:spacing w:after="80"/>
       </w:pPr>
       <w:r>
         <w:rPr>
-          <w:rFonts w:ascii="Calibri" w:hAnsi="Calibri"/>
+          <w:rFonts w:ascii="Segoe UI" w:hAnsi="Segoe UI"/>
           <w:color w:val="222222"/>
-          <w:sz w:val="20"/>
+          <w:sz w:val="19"/>
         </w:rPr>
         <w:t>- Manual Excel budget calculation errors and chaotic Poruwa/family guest coordination.</w:t>
       </w:r>
@@ -273,65 +365,78 @@
     <w:p>
       <w:pPr>
         <w:pStyle w:val="ListBullet"/>
-        <w:spacing w:before="20" w:after="40"/>
+        <w:spacing w:after="40"/>
       </w:pPr>
       <w:r>
         <w:rPr>
-          <w:rFonts w:ascii="Calibri" w:hAnsi="Calibri"/>
-          <w:sz w:val="20"/>
+          <w:rFonts w:ascii="Segoe UI" w:hAnsi="Segoe UI"/>
+          <w:color w:val="222222"/>
+          <w:sz w:val="19"/>
+        </w:rPr>
+      </w:r>
+      <w:r>
+        <w:rPr>
+          <w:rFonts w:ascii="Segoe UI" w:hAnsi="Segoe UI"/>
+          <w:b/>
+          <w:color w:val="222222"/>
+          <w:sz w:val="19"/>
         </w:rPr>
         <w:t>Market Opportunity:</w:t>
+      </w:r>
+      <w:r>
+        <w:rPr>
+          <w:rFonts w:ascii="Segoe UI" w:hAnsi="Segoe UI"/>
+          <w:color w:val="222222"/>
+          <w:sz w:val="19"/>
+        </w:rPr>
       </w:r>
     </w:p>
     <w:p>
       <w:pPr>
-        <w:spacing w:before="40" w:after="80"/>
+        <w:spacing w:after="80"/>
       </w:pPr>
       <w:r>
         <w:rPr>
-          <w:rFonts w:ascii="Calibri" w:hAnsi="Calibri"/>
+          <w:rFonts w:ascii="Segoe UI" w:hAnsi="Segoe UI"/>
           <w:color w:val="222222"/>
-          <w:sz w:val="20"/>
+          <w:sz w:val="19"/>
         </w:rPr>
         <w:t>- Over 100,000+ weddings annually in Sri Lanka.</w:t>
       </w:r>
     </w:p>
     <w:p>
       <w:pPr>
-        <w:spacing w:before="40" w:after="80"/>
+        <w:spacing w:after="80"/>
       </w:pPr>
       <w:r>
         <w:rPr>
-          <w:rFonts w:ascii="Calibri" w:hAnsi="Calibri"/>
+          <w:rFonts w:ascii="Segoe UI" w:hAnsi="Segoe UI"/>
           <w:color w:val="222222"/>
-          <w:sz w:val="20"/>
+          <w:sz w:val="19"/>
         </w:rPr>
         <w:t>- Rapid shift toward mobile-first digital solutions with zero existing localized wedding platforms.</w:t>
       </w:r>
     </w:p>
     <w:p>
       <w:pPr>
-        <w:spacing w:before="40" w:after="80"/>
+        <w:spacing w:before="120" w:after="120"/>
       </w:pPr>
       <w:r>
         <w:rPr>
-          <w:rFonts w:ascii="Calibri" w:hAnsi="Calibri"/>
-          <w:color w:val="222222"/>
-          <w:sz w:val="20"/>
+          <w:color w:val="EEDDE0"/>
         </w:rPr>
-        <w:t>---</w:t>
+        <w:t>__________________________________________________________________________</w:t>
       </w:r>
     </w:p>
     <w:p>
       <w:pPr>
-        <w:pStyle w:val="Heading3"/>
         <w:spacing w:before="160" w:after="60"/>
       </w:pPr>
       <w:r>
         <w:rPr>
-          <w:rFonts w:ascii="Georgia" w:hAnsi="Georgia"/>
+          <w:rFonts w:ascii="Segoe UI" w:hAnsi="Segoe UI"/>
           <w:b/>
-          <w:color w:val="444444"/>
+          <w:color w:val="222222"/>
           <w:sz w:val="24"/>
         </w:rPr>
         <w:t>Slide 3: The Proposed Solution — MagulaPlan</w:t>
@@ -340,104 +445,155 @@
     <w:p>
       <w:pPr>
         <w:pStyle w:val="ListBullet"/>
-        <w:spacing w:before="20" w:after="40"/>
+        <w:spacing w:after="40"/>
       </w:pPr>
       <w:r>
         <w:rPr>
-          <w:rFonts w:ascii="Calibri" w:hAnsi="Calibri"/>
-          <w:sz w:val="20"/>
+          <w:rFonts w:ascii="Segoe UI" w:hAnsi="Segoe UI"/>
+          <w:color w:val="222222"/>
+          <w:sz w:val="19"/>
         </w:rPr>
-        <w:t>Core Value Proposition:</w:t>
+      </w:r>
+      <w:r>
+        <w:rPr>
+          <w:rFonts w:ascii="Segoe UI" w:hAnsi="Segoe UI"/>
+          <w:b/>
+          <w:color w:val="222222"/>
+          <w:sz w:val="19"/>
+        </w:rPr>
+        <w:t>Core Value Proposition (3-Role B2B2C Marketplace):</w:t>
+      </w:r>
+      <w:r>
+        <w:rPr>
+          <w:rFonts w:ascii="Segoe UI" w:hAnsi="Segoe UI"/>
+          <w:color w:val="222222"/>
+          <w:sz w:val="19"/>
+        </w:rPr>
       </w:r>
     </w:p>
     <w:p>
       <w:pPr>
-        <w:spacing w:before="40" w:after="80"/>
+        <w:spacing w:after="80"/>
       </w:pPr>
       <w:r>
         <w:rPr>
-          <w:rFonts w:ascii="Calibri" w:hAnsi="Calibri"/>
+          <w:rFonts w:ascii="Segoe UI" w:hAnsi="Segoe UI"/>
           <w:color w:val="222222"/>
-          <w:sz w:val="20"/>
+          <w:sz w:val="19"/>
         </w:rPr>
-        <w:t>- Centralized marketplace for verified Sri Lankan wedding vendors across 8 districts.</w:t>
+        <w:t xml:space="preserve">- </w:t>
+      </w:r>
+      <w:r>
+        <w:rPr>
+          <w:rFonts w:ascii="Segoe UI" w:hAnsi="Segoe UI"/>
+          <w:b/>
+          <w:color w:val="222222"/>
+          <w:sz w:val="19"/>
+        </w:rPr>
+        <w:t>Couples:</w:t>
+      </w:r>
+      <w:r>
+        <w:rPr>
+          <w:rFonts w:ascii="Segoe UI" w:hAnsi="Segoe UI"/>
+          <w:color w:val="222222"/>
+          <w:sz w:val="19"/>
+        </w:rPr>
+        <w:t xml:space="preserve"> Centralized marketplace for verified Sri Lankan wedding vendors across 25 districts, real-time budget analytics, Poruwa ceremony checklists, and digital WhatsApp RSVP sharing.</w:t>
       </w:r>
     </w:p>
     <w:p>
       <w:pPr>
-        <w:spacing w:before="40" w:after="80"/>
+        <w:spacing w:after="80"/>
       </w:pPr>
       <w:r>
         <w:rPr>
-          <w:rFonts w:ascii="Calibri" w:hAnsi="Calibri"/>
+          <w:rFonts w:ascii="Segoe UI" w:hAnsi="Segoe UI"/>
           <w:color w:val="222222"/>
-          <w:sz w:val="20"/>
+          <w:sz w:val="19"/>
         </w:rPr>
-        <w:t>- Real-time budget tracker with dynamic visual category breakdowns.</w:t>
+        <w:t xml:space="preserve">- </w:t>
+      </w:r>
+      <w:r>
+        <w:rPr>
+          <w:rFonts w:ascii="Segoe UI" w:hAnsi="Segoe UI"/>
+          <w:b/>
+          <w:color w:val="222222"/>
+          <w:sz w:val="19"/>
+        </w:rPr>
+        <w:t>Commercial Vendors:</w:t>
+      </w:r>
+      <w:r>
+        <w:rPr>
+          <w:rFonts w:ascii="Segoe UI" w:hAnsi="Segoe UI"/>
+          <w:color w:val="222222"/>
+          <w:sz w:val="19"/>
+        </w:rPr>
+        <w:t xml:space="preserve"> Self-service registration, 3-tier commercial hosting plans (Free / Pro / Featured), sandbox payment gateway, customer booking leads tracking, and business profile management.</w:t>
       </w:r>
     </w:p>
     <w:p>
       <w:pPr>
-        <w:spacing w:before="40" w:after="80"/>
+        <w:spacing w:after="80"/>
       </w:pPr>
       <w:r>
         <w:rPr>
-          <w:rFonts w:ascii="Calibri" w:hAnsi="Calibri"/>
+          <w:rFonts w:ascii="Segoe UI" w:hAnsi="Segoe UI"/>
           <w:color w:val="222222"/>
-          <w:sz w:val="20"/>
+          <w:sz w:val="19"/>
         </w:rPr>
-        <w:t>- Cultural Poruwa ceremony run-of-show checklists and live event countdown timers.</w:t>
+        <w:t xml:space="preserve">- </w:t>
+      </w:r>
+      <w:r>
+        <w:rPr>
+          <w:rFonts w:ascii="Segoe UI" w:hAnsi="Segoe UI"/>
+          <w:b/>
+          <w:color w:val="222222"/>
+          <w:sz w:val="19"/>
+        </w:rPr>
+        <w:t>Administrators:</w:t>
+      </w:r>
+      <w:r>
+        <w:rPr>
+          <w:rFonts w:ascii="Segoe UI" w:hAnsi="Segoe UI"/>
+          <w:color w:val="222222"/>
+          <w:sz w:val="19"/>
+        </w:rPr>
+        <w:t xml:space="preserve"> Centralized platform overview, vendor listing approvals/rejections, badge governance, and user safety moderation.</w:t>
       </w:r>
     </w:p>
     <w:p>
       <w:pPr>
-        <w:spacing w:before="40" w:after="80"/>
+        <w:spacing w:after="80"/>
       </w:pPr>
       <w:r>
         <w:rPr>
-          <w:rFonts w:ascii="Calibri" w:hAnsi="Calibri"/>
+          <w:rFonts w:ascii="Segoe UI" w:hAnsi="Segoe UI"/>
           <w:color w:val="222222"/>
-          <w:sz w:val="20"/>
+          <w:sz w:val="19"/>
         </w:rPr>
-        <w:t>- Zero-cost digital invitation sharing via native Web Share API &amp; WhatsApp.</w:t>
+        <w:t>- Multi-vendor shopping cart and booking checkout engine connecting couples with vendors.</w:t>
       </w:r>
     </w:p>
     <w:p>
       <w:pPr>
-        <w:spacing w:before="40" w:after="80"/>
+        <w:spacing w:before="120" w:after="120"/>
       </w:pPr>
       <w:r>
         <w:rPr>
-          <w:rFonts w:ascii="Calibri" w:hAnsi="Calibri"/>
-          <w:color w:val="222222"/>
-          <w:sz w:val="20"/>
+          <w:color w:val="EEDDE0"/>
         </w:rPr>
-        <w:t>- Multi-vendor shopping cart and booking checkout engine.</w:t>
+        <w:t>__________________________________________________________________________</w:t>
       </w:r>
     </w:p>
     <w:p>
       <w:pPr>
-        <w:spacing w:before="40" w:after="80"/>
-      </w:pPr>
-      <w:r>
-        <w:rPr>
-          <w:rFonts w:ascii="Calibri" w:hAnsi="Calibri"/>
-          <w:color w:val="222222"/>
-          <w:sz w:val="20"/>
-        </w:rPr>
-        <w:t>---</w:t>
-      </w:r>
-    </w:p>
-    <w:p>
-      <w:pPr>
-        <w:pStyle w:val="Heading3"/>
         <w:spacing w:before="160" w:after="60"/>
       </w:pPr>
       <w:r>
         <w:rPr>
-          <w:rFonts w:ascii="Georgia" w:hAnsi="Georgia"/>
+          <w:rFonts w:ascii="Segoe UI" w:hAnsi="Segoe UI"/>
           <w:b/>
-          <w:color w:val="444444"/>
+          <w:color w:val="222222"/>
           <w:sz w:val="24"/>
         </w:rPr>
         <w:t>Slide 4: High-Level 3-Tier System Architecture (MANDATORY)</w:t>
@@ -445,79 +601,127 @@
     </w:p>
     <w:p>
       <w:pPr>
-        <w:spacing w:before="40" w:after="80"/>
+        <w:spacing w:after="80"/>
       </w:pPr>
       <w:r>
         <w:rPr>
-          <w:rFonts w:ascii="Calibri" w:hAnsi="Calibri"/>
+          <w:rFonts w:ascii="Segoe UI" w:hAnsi="Segoe UI"/>
           <w:color w:val="222222"/>
-          <w:sz w:val="20"/>
+          <w:sz w:val="19"/>
         </w:rPr>
-        <w:t>*(Insert diagram from `High_Level_Architecture_Diagram.md`)*</w:t>
+        <w:t>*(Visual Reference: `docs/High_Level_Architecture_Diagram.png` &amp; Slide 5/9)*</w:t>
       </w:r>
     </w:p>
     <w:p>
       <w:pPr>
         <w:pStyle w:val="ListBullet"/>
-        <w:spacing w:before="20" w:after="40"/>
+        <w:spacing w:after="40"/>
       </w:pPr>
       <w:r>
         <w:rPr>
-          <w:rFonts w:ascii="Calibri" w:hAnsi="Calibri"/>
-          <w:sz w:val="20"/>
+          <w:rFonts w:ascii="Segoe UI" w:hAnsi="Segoe UI"/>
+          <w:color w:val="222222"/>
+          <w:sz w:val="19"/>
         </w:rPr>
-        <w:t>Client Tier: React 19 SPA, Tailwind CSS 3.4, Recharts, Event Countdown Timer.</w:t>
+      </w:r>
+      <w:r>
+        <w:rPr>
+          <w:rFonts w:ascii="Segoe UI" w:hAnsi="Segoe UI"/>
+          <w:b/>
+          <w:color w:val="222222"/>
+          <w:sz w:val="19"/>
+        </w:rPr>
+        <w:t>Client Tier:</w:t>
+      </w:r>
+      <w:r>
+        <w:rPr>
+          <w:rFonts w:ascii="Segoe UI" w:hAnsi="Segoe UI"/>
+          <w:color w:val="222222"/>
+          <w:sz w:val="19"/>
+        </w:rPr>
+        <w:t xml:space="preserve"> React 19 SPA, Tailwind CSS 3.4, Recharts, Event Countdown Timer, Commercial Vendor Portal (`/vendor/dashboard`), Admin Moderation Suite (`/admin`).</w:t>
       </w:r>
     </w:p>
     <w:p>
       <w:pPr>
         <w:pStyle w:val="ListBullet"/>
-        <w:spacing w:before="20" w:after="40"/>
+        <w:spacing w:after="40"/>
       </w:pPr>
       <w:r>
         <w:rPr>
-          <w:rFonts w:ascii="Calibri" w:hAnsi="Calibri"/>
-          <w:sz w:val="20"/>
+          <w:rFonts w:ascii="Segoe UI" w:hAnsi="Segoe UI"/>
+          <w:color w:val="222222"/>
+          <w:sz w:val="19"/>
         </w:rPr>
-        <w:t>Application Tier: Spring Boot 4.1, Spring Security, Session Token Filter, BCrypt Cryptography.</w:t>
+      </w:r>
+      <w:r>
+        <w:rPr>
+          <w:rFonts w:ascii="Segoe UI" w:hAnsi="Segoe UI"/>
+          <w:b/>
+          <w:color w:val="222222"/>
+          <w:sz w:val="19"/>
+        </w:rPr>
+        <w:t>Application Tier:</w:t>
+      </w:r>
+      <w:r>
+        <w:rPr>
+          <w:rFonts w:ascii="Segoe UI" w:hAnsi="Segoe UI"/>
+          <w:color w:val="222222"/>
+          <w:sz w:val="19"/>
+        </w:rPr>
+        <w:t xml:space="preserve"> Spring Boot 4.1, Spring Security 6 RBAC (`ROLE_USER`, `ROLE_VENDOR`, `ROLE_ADMIN`), IDOR Tenant Ownership Protection, Session Token Filter, BCrypt Cryptography.</w:t>
       </w:r>
     </w:p>
     <w:p>
       <w:pPr>
         <w:pStyle w:val="ListBullet"/>
-        <w:spacing w:before="20" w:after="40"/>
+        <w:spacing w:after="40"/>
       </w:pPr>
       <w:r>
         <w:rPr>
-          <w:rFonts w:ascii="Calibri" w:hAnsi="Calibri"/>
-          <w:sz w:val="20"/>
+          <w:rFonts w:ascii="Segoe UI" w:hAnsi="Segoe UI"/>
+          <w:color w:val="222222"/>
+          <w:sz w:val="19"/>
         </w:rPr>
-        <w:t>Data Tier: MySQL 8.4 Relational Database, Spring Data JPA / Hibernate, Idempotent Data Seeding.</w:t>
+      </w:r>
+      <w:r>
+        <w:rPr>
+          <w:rFonts w:ascii="Segoe UI" w:hAnsi="Segoe UI"/>
+          <w:b/>
+          <w:color w:val="222222"/>
+          <w:sz w:val="19"/>
+        </w:rPr>
+        <w:t>Data Tier:</w:t>
+      </w:r>
+      <w:r>
+        <w:rPr>
+          <w:rFonts w:ascii="Segoe UI" w:hAnsi="Segoe UI"/>
+          <w:color w:val="222222"/>
+          <w:sz w:val="19"/>
+        </w:rPr>
+        <w:t xml:space="preserve"> MySQL 8.4 Relational Database, Spring Data JPA 3.4 / Hibernate 7.4, 7 Normalized Relational Tables, Self-Healing Startup Seeding.</w:t>
       </w:r>
     </w:p>
     <w:p>
       <w:pPr>
-        <w:spacing w:before="40" w:after="80"/>
+        <w:spacing w:before="120" w:after="120"/>
       </w:pPr>
       <w:r>
         <w:rPr>
-          <w:rFonts w:ascii="Calibri" w:hAnsi="Calibri"/>
-          <w:color w:val="222222"/>
-          <w:sz w:val="20"/>
+          <w:color w:val="EEDDE0"/>
         </w:rPr>
-        <w:t>---</w:t>
+        <w:t>__________________________________________________________________________</w:t>
       </w:r>
     </w:p>
     <w:p>
       <w:pPr>
-        <w:pStyle w:val="Heading3"/>
         <w:spacing w:before="160" w:after="60"/>
       </w:pPr>
       <w:r>
         <w:rPr>
-          <w:rFonts w:ascii="Georgia" w:hAnsi="Georgia"/>
+          <w:rFonts w:ascii="Segoe UI" w:hAnsi="Segoe UI"/>
           <w:b/>
-          <w:color w:val="444444"/>
+          <w:color w:val="222222"/>
           <w:sz w:val="24"/>
         </w:rPr>
         <w:t>Slide 5: System Features &amp; UI Highlights</w:t>
@@ -526,91 +730,173 @@
     <w:p>
       <w:pPr>
         <w:pStyle w:val="ListBullet"/>
-        <w:spacing w:before="20" w:after="40"/>
+        <w:spacing w:after="40"/>
       </w:pPr>
       <w:r>
         <w:rPr>
-          <w:rFonts w:ascii="Calibri" w:hAnsi="Calibri"/>
-          <w:sz w:val="20"/>
+          <w:rFonts w:ascii="Segoe UI" w:hAnsi="Segoe UI"/>
+          <w:color w:val="222222"/>
+          <w:sz w:val="19"/>
         </w:rPr>
-        <w:t>Couple Dashboard &amp; Event Countdown: Days/Hours/Minutes live ticker with Poruwa Nekath milestones.</w:t>
+      </w:r>
+      <w:r>
+        <w:rPr>
+          <w:rFonts w:ascii="Segoe UI" w:hAnsi="Segoe UI"/>
+          <w:b/>
+          <w:color w:val="222222"/>
+          <w:sz w:val="19"/>
+        </w:rPr>
+        <w:t>Couple Planning Suite:</w:t>
+      </w:r>
+      <w:r>
+        <w:rPr>
+          <w:rFonts w:ascii="Segoe UI" w:hAnsi="Segoe UI"/>
+          <w:color w:val="222222"/>
+          <w:sz w:val="19"/>
+        </w:rPr>
+        <w:t xml:space="preserve"> Real-time budget tracker, countdown timer, digital RSVP manager, and WhatsApp invitation generator.</w:t>
       </w:r>
     </w:p>
     <w:p>
       <w:pPr>
         <w:pStyle w:val="ListBullet"/>
-        <w:spacing w:before="20" w:after="40"/>
+        <w:spacing w:after="40"/>
       </w:pPr>
       <w:r>
         <w:rPr>
-          <w:rFonts w:ascii="Calibri" w:hAnsi="Calibri"/>
-          <w:sz w:val="20"/>
+          <w:rFonts w:ascii="Segoe UI" w:hAnsi="Segoe UI"/>
+          <w:color w:val="222222"/>
+          <w:sz w:val="19"/>
         </w:rPr>
-        <w:t>Vendor Directory &amp; Rich Filters: Search by name, category, district, and starting price.</w:t>
+      </w:r>
+      <w:r>
+        <w:rPr>
+          <w:rFonts w:ascii="Segoe UI" w:hAnsi="Segoe UI"/>
+          <w:b/>
+          <w:color w:val="222222"/>
+          <w:sz w:val="19"/>
+        </w:rPr>
+        <w:t>Vendor Commercial Portal:</w:t>
+      </w:r>
+      <w:r>
+        <w:rPr>
+          <w:rFonts w:ascii="Segoe UI" w:hAnsi="Segoe UI"/>
+          <w:color w:val="222222"/>
+          <w:sz w:val="19"/>
+        </w:rPr>
+        <w:t xml:space="preserve"> Dedicated `/vendor/dashboard` with customer inquiry leads, listing profile editor, and interactive plan tier upgrade modal.</w:t>
       </w:r>
     </w:p>
     <w:p>
       <w:pPr>
         <w:pStyle w:val="ListBullet"/>
-        <w:spacing w:before="20" w:after="40"/>
+        <w:spacing w:after="40"/>
       </w:pPr>
       <w:r>
         <w:rPr>
-          <w:rFonts w:ascii="Calibri" w:hAnsi="Calibri"/>
-          <w:sz w:val="20"/>
+          <w:rFonts w:ascii="Segoe UI" w:hAnsi="Segoe UI"/>
+          <w:color w:val="222222"/>
+          <w:sz w:val="19"/>
         </w:rPr>
-        <w:t>Budget Tracker &amp; Analytics: Dynamic spend vs. allocation calculations.</w:t>
+      </w:r>
+      <w:r>
+        <w:rPr>
+          <w:rFonts w:ascii="Segoe UI" w:hAnsi="Segoe UI"/>
+          <w:b/>
+          <w:color w:val="222222"/>
+          <w:sz w:val="19"/>
+        </w:rPr>
+        <w:t>Commercial Monetization Gateway:</w:t>
+      </w:r>
+      <w:r>
+        <w:rPr>
+          <w:rFonts w:ascii="Segoe UI" w:hAnsi="Segoe UI"/>
+          <w:color w:val="222222"/>
+          <w:sz w:val="19"/>
+        </w:rPr>
+        <w:t xml:space="preserve"> 3-tier plan selector (Free LKR 0, Pro LKR 2,500/mo, Featured LKR 5,000/mo) with simulated card payment sandbox.</w:t>
       </w:r>
     </w:p>
     <w:p>
       <w:pPr>
         <w:pStyle w:val="ListBullet"/>
-        <w:spacing w:before="20" w:after="40"/>
+        <w:spacing w:after="40"/>
       </w:pPr>
       <w:r>
         <w:rPr>
-          <w:rFonts w:ascii="Calibri" w:hAnsi="Calibri"/>
-          <w:sz w:val="20"/>
+          <w:rFonts w:ascii="Segoe UI" w:hAnsi="Segoe UI"/>
+          <w:color w:val="222222"/>
+          <w:sz w:val="19"/>
         </w:rPr>
-        <w:t>Guest List &amp; RSVP Management: Bride/Groom family partitioning and instant WhatsApp invite dispatch.</w:t>
+      </w:r>
+      <w:r>
+        <w:rPr>
+          <w:rFonts w:ascii="Segoe UI" w:hAnsi="Segoe UI"/>
+          <w:b/>
+          <w:color w:val="222222"/>
+          <w:sz w:val="19"/>
+        </w:rPr>
+        <w:t>Vendor Directory &amp; Rich Filters:</w:t>
+      </w:r>
+      <w:r>
+        <w:rPr>
+          <w:rFonts w:ascii="Segoe UI" w:hAnsi="Segoe UI"/>
+          <w:color w:val="222222"/>
+          <w:sz w:val="19"/>
+        </w:rPr>
+        <w:t xml:space="preserve"> Search by name, category, district, and starting price with verified checkmark and gold badges.</w:t>
       </w:r>
     </w:p>
     <w:p>
       <w:pPr>
         <w:pStyle w:val="ListBullet"/>
-        <w:spacing w:before="20" w:after="40"/>
+        <w:spacing w:after="40"/>
       </w:pPr>
       <w:r>
         <w:rPr>
-          <w:rFonts w:ascii="Calibri" w:hAnsi="Calibri"/>
-          <w:sz w:val="20"/>
+          <w:rFonts w:ascii="Segoe UI" w:hAnsi="Segoe UI"/>
+          <w:color w:val="222222"/>
+          <w:sz w:val="19"/>
         </w:rPr>
-        <w:t>Admin Moderation Portal: Vendor approval workflows and platform analytics.</w:t>
+      </w:r>
+      <w:r>
+        <w:rPr>
+          <w:rFonts w:ascii="Segoe UI" w:hAnsi="Segoe UI"/>
+          <w:b/>
+          <w:color w:val="222222"/>
+          <w:sz w:val="19"/>
+        </w:rPr>
+        <w:t>Admin Moderation Portal:</w:t>
+      </w:r>
+      <w:r>
+        <w:rPr>
+          <w:rFonts w:ascii="Segoe UI" w:hAnsi="Segoe UI"/>
+          <w:color w:val="222222"/>
+          <w:sz w:val="19"/>
+        </w:rPr>
+        <w:t xml:space="preserve"> Vendor approval queue, platform KPI metrics, and user safety suspension controls.</w:t>
       </w:r>
     </w:p>
     <w:p>
       <w:pPr>
-        <w:spacing w:before="40" w:after="80"/>
+        <w:spacing w:before="120" w:after="120"/>
       </w:pPr>
       <w:r>
         <w:rPr>
-          <w:rFonts w:ascii="Calibri" w:hAnsi="Calibri"/>
-          <w:color w:val="222222"/>
-          <w:sz w:val="20"/>
+          <w:color w:val="EEDDE0"/>
         </w:rPr>
-        <w:t>---</w:t>
+        <w:t>__________________________________________________________________________</w:t>
       </w:r>
     </w:p>
     <w:p>
       <w:pPr>
-        <w:pStyle w:val="Heading3"/>
         <w:spacing w:before="160" w:after="60"/>
       </w:pPr>
       <w:r>
         <w:rPr>
-          <w:rFonts w:ascii="Georgia" w:hAnsi="Georgia"/>
+          <w:rFonts w:ascii="Segoe UI" w:hAnsi="Segoe UI"/>
           <w:b/>
-          <w:color w:val="444444"/>
+          <w:color w:val="222222"/>
           <w:sz w:val="24"/>
         </w:rPr>
         <w:t>Slide 6: Agile Project Management &amp; Jira Sprint Execution</w:t>
@@ -619,91 +905,173 @@
     <w:p>
       <w:pPr>
         <w:pStyle w:val="ListBullet"/>
-        <w:spacing w:before="20" w:after="40"/>
+        <w:spacing w:after="40"/>
       </w:pPr>
       <w:r>
         <w:rPr>
-          <w:rFonts w:ascii="Calibri" w:hAnsi="Calibri"/>
-          <w:sz w:val="20"/>
+          <w:rFonts w:ascii="Segoe UI" w:hAnsi="Segoe UI"/>
+          <w:color w:val="222222"/>
+          <w:sz w:val="19"/>
         </w:rPr>
-        <w:t>Methodology: 3 two-week Agile sprints managed via Atlassian Jira Kanban board.</w:t>
+      </w:r>
+      <w:r>
+        <w:rPr>
+          <w:rFonts w:ascii="Segoe UI" w:hAnsi="Segoe UI"/>
+          <w:b/>
+          <w:color w:val="222222"/>
+          <w:sz w:val="19"/>
+        </w:rPr>
+        <w:t>Methodology:</w:t>
+      </w:r>
+      <w:r>
+        <w:rPr>
+          <w:rFonts w:ascii="Segoe UI" w:hAnsi="Segoe UI"/>
+          <w:color w:val="222222"/>
+          <w:sz w:val="19"/>
+        </w:rPr>
+        <w:t xml:space="preserve"> 3 two-week Agile sprints managed via Atlassian Jira Kanban board.</w:t>
       </w:r>
     </w:p>
     <w:p>
       <w:pPr>
         <w:pStyle w:val="ListBullet"/>
-        <w:spacing w:before="20" w:after="40"/>
+        <w:spacing w:after="40"/>
       </w:pPr>
       <w:r>
         <w:rPr>
-          <w:rFonts w:ascii="Calibri" w:hAnsi="Calibri"/>
-          <w:sz w:val="20"/>
+          <w:rFonts w:ascii="Segoe UI" w:hAnsi="Segoe UI"/>
+          <w:color w:val="222222"/>
+          <w:sz w:val="19"/>
         </w:rPr>
-        <w:t>Sprint 1: Architecture, MySQL Relational DB Modeling, Base Auth, Wireframes (100% Done).</w:t>
+      </w:r>
+      <w:r>
+        <w:rPr>
+          <w:rFonts w:ascii="Segoe UI" w:hAnsi="Segoe UI"/>
+          <w:b/>
+          <w:color w:val="222222"/>
+          <w:sz w:val="19"/>
+        </w:rPr>
+        <w:t>Sprint 1:</w:t>
+      </w:r>
+      <w:r>
+        <w:rPr>
+          <w:rFonts w:ascii="Segoe UI" w:hAnsi="Segoe UI"/>
+          <w:color w:val="222222"/>
+          <w:sz w:val="19"/>
+        </w:rPr>
+        <w:t xml:space="preserve"> Architecture, MySQL Relational DB Modeling, Base Auth, Wireframes (100% Done).</w:t>
       </w:r>
     </w:p>
     <w:p>
       <w:pPr>
         <w:pStyle w:val="ListBullet"/>
-        <w:spacing w:before="20" w:after="40"/>
+        <w:spacing w:after="40"/>
       </w:pPr>
       <w:r>
         <w:rPr>
-          <w:rFonts w:ascii="Calibri" w:hAnsi="Calibri"/>
-          <w:sz w:val="20"/>
+          <w:rFonts w:ascii="Segoe UI" w:hAnsi="Segoe UI"/>
+          <w:color w:val="222222"/>
+          <w:sz w:val="19"/>
         </w:rPr>
-        <w:t>Sprint 2: Core Feature CRUD, Budget Tracker, Guest List, Vendor Marketplace (100% Done).</w:t>
+      </w:r>
+      <w:r>
+        <w:rPr>
+          <w:rFonts w:ascii="Segoe UI" w:hAnsi="Segoe UI"/>
+          <w:b/>
+          <w:color w:val="222222"/>
+          <w:sz w:val="19"/>
+        </w:rPr>
+        <w:t>Sprint 2:</w:t>
+      </w:r>
+      <w:r>
+        <w:rPr>
+          <w:rFonts w:ascii="Segoe UI" w:hAnsi="Segoe UI"/>
+          <w:color w:val="222222"/>
+          <w:sz w:val="19"/>
+        </w:rPr>
+        <w:t xml:space="preserve"> Core Feature CRUD, Budget Tracker, Guest List, Vendor Marketplace (100% Done).</w:t>
       </w:r>
     </w:p>
     <w:p>
       <w:pPr>
         <w:pStyle w:val="ListBullet"/>
-        <w:spacing w:before="20" w:after="40"/>
+        <w:spacing w:after="40"/>
       </w:pPr>
       <w:r>
         <w:rPr>
-          <w:rFonts w:ascii="Calibri" w:hAnsi="Calibri"/>
-          <w:sz w:val="20"/>
+          <w:rFonts w:ascii="Segoe UI" w:hAnsi="Segoe UI"/>
+          <w:color w:val="222222"/>
+          <w:sz w:val="19"/>
         </w:rPr>
-        <w:t>Sprint 3: Security Hardening (BCrypt), Web Share API, UI Redesign, QA Testing (100% Done).</w:t>
+      </w:r>
+      <w:r>
+        <w:rPr>
+          <w:rFonts w:ascii="Segoe UI" w:hAnsi="Segoe UI"/>
+          <w:b/>
+          <w:color w:val="222222"/>
+          <w:sz w:val="19"/>
+        </w:rPr>
+        <w:t>Sprint 3:</w:t>
+      </w:r>
+      <w:r>
+        <w:rPr>
+          <w:rFonts w:ascii="Segoe UI" w:hAnsi="Segoe UI"/>
+          <w:color w:val="222222"/>
+          <w:sz w:val="19"/>
+        </w:rPr>
+        <w:t xml:space="preserve"> Security Hardening (BCrypt), Web Share API, UI Redesign, QA Testing (100% Done).</w:t>
       </w:r>
     </w:p>
     <w:p>
       <w:pPr>
         <w:pStyle w:val="ListBullet"/>
-        <w:spacing w:before="20" w:after="40"/>
+        <w:spacing w:after="40"/>
       </w:pPr>
       <w:r>
         <w:rPr>
-          <w:rFonts w:ascii="Calibri" w:hAnsi="Calibri"/>
-          <w:sz w:val="20"/>
+          <w:rFonts w:ascii="Segoe UI" w:hAnsi="Segoe UI"/>
+          <w:color w:val="222222"/>
+          <w:sz w:val="19"/>
         </w:rPr>
-        <w:t>Jira Status: 31 / 31 Tickets completed.</w:t>
+      </w:r>
+      <w:r>
+        <w:rPr>
+          <w:rFonts w:ascii="Segoe UI" w:hAnsi="Segoe UI"/>
+          <w:b/>
+          <w:color w:val="222222"/>
+          <w:sz w:val="19"/>
+        </w:rPr>
+        <w:t>Jira Status:</w:t>
+      </w:r>
+      <w:r>
+        <w:rPr>
+          <w:rFonts w:ascii="Segoe UI" w:hAnsi="Segoe UI"/>
+          <w:color w:val="222222"/>
+          <w:sz w:val="19"/>
+        </w:rPr>
+        <w:t xml:space="preserve"> 31 / 31 Tickets completed.</w:t>
       </w:r>
     </w:p>
     <w:p>
       <w:pPr>
-        <w:spacing w:before="40" w:after="80"/>
+        <w:spacing w:before="120" w:after="120"/>
       </w:pPr>
       <w:r>
         <w:rPr>
-          <w:rFonts w:ascii="Calibri" w:hAnsi="Calibri"/>
-          <w:color w:val="222222"/>
-          <w:sz w:val="20"/>
+          <w:color w:val="EEDDE0"/>
         </w:rPr>
-        <w:t>---</w:t>
+        <w:t>__________________________________________________________________________</w:t>
       </w:r>
     </w:p>
     <w:p>
       <w:pPr>
-        <w:pStyle w:val="Heading3"/>
         <w:spacing w:before="160" w:after="60"/>
       </w:pPr>
       <w:r>
         <w:rPr>
-          <w:rFonts w:ascii="Georgia" w:hAnsi="Georgia"/>
+          <w:rFonts w:ascii="Segoe UI" w:hAnsi="Segoe UI"/>
           <w:b/>
-          <w:color w:val="444444"/>
+          <w:color w:val="222222"/>
           <w:sz w:val="24"/>
         </w:rPr>
         <w:t>Slide 7: Risk Management &amp; Technical Decisions</w:t>
@@ -712,65 +1080,113 @@
     <w:p>
       <w:pPr>
         <w:pStyle w:val="ListBullet"/>
-        <w:spacing w:before="20" w:after="40"/>
+        <w:spacing w:after="40"/>
       </w:pPr>
       <w:r>
         <w:rPr>
-          <w:rFonts w:ascii="Calibri" w:hAnsi="Calibri"/>
-          <w:sz w:val="20"/>
+          <w:rFonts w:ascii="Segoe UI" w:hAnsi="Segoe UI"/>
+          <w:color w:val="222222"/>
+          <w:sz w:val="19"/>
         </w:rPr>
-        <w:t>Strategic Pivot 1 (WhatsApp): Avoided Meta Business API costs ($0.05/msg) by utilizing native Web Share API + Click-to-Chat deep links.</w:t>
+      </w:r>
+      <w:r>
+        <w:rPr>
+          <w:rFonts w:ascii="Segoe UI" w:hAnsi="Segoe UI"/>
+          <w:b/>
+          <w:color w:val="222222"/>
+          <w:sz w:val="19"/>
+        </w:rPr>
+        <w:t>Strategic Pivot 1 (WhatsApp):</w:t>
+      </w:r>
+      <w:r>
+        <w:rPr>
+          <w:rFonts w:ascii="Segoe UI" w:hAnsi="Segoe UI"/>
+          <w:color w:val="222222"/>
+          <w:sz w:val="19"/>
+        </w:rPr>
+        <w:t xml:space="preserve"> Avoided Meta Business API costs ($0.05/msg) by utilizing native Web Share API + Click-to-Chat deep links.</w:t>
       </w:r>
     </w:p>
     <w:p>
       <w:pPr>
         <w:pStyle w:val="ListBullet"/>
-        <w:spacing w:before="20" w:after="40"/>
+        <w:spacing w:after="40"/>
       </w:pPr>
       <w:r>
         <w:rPr>
-          <w:rFonts w:ascii="Calibri" w:hAnsi="Calibri"/>
-          <w:sz w:val="20"/>
+          <w:rFonts w:ascii="Segoe UI" w:hAnsi="Segoe UI"/>
+          <w:color w:val="222222"/>
+          <w:sz w:val="19"/>
         </w:rPr>
-        <w:t>Strategic Pivot 2 (Auth &amp; Security): Upgraded from plain-text tokens to cryptographically secure UUID session tokens + BCrypt password hashing.</w:t>
+      </w:r>
+      <w:r>
+        <w:rPr>
+          <w:rFonts w:ascii="Segoe UI" w:hAnsi="Segoe UI"/>
+          <w:b/>
+          <w:color w:val="222222"/>
+          <w:sz w:val="19"/>
+        </w:rPr>
+        <w:t>Strategic Pivot 2 (Auth &amp; Security):</w:t>
+      </w:r>
+      <w:r>
+        <w:rPr>
+          <w:rFonts w:ascii="Segoe UI" w:hAnsi="Segoe UI"/>
+          <w:color w:val="222222"/>
+          <w:sz w:val="19"/>
+        </w:rPr>
+        <w:t xml:space="preserve"> Upgraded from plain-text tokens to cryptographically secure UUID session tokens + BCrypt password hashing.</w:t>
       </w:r>
     </w:p>
     <w:p>
       <w:pPr>
         <w:pStyle w:val="ListBullet"/>
-        <w:spacing w:before="20" w:after="40"/>
+        <w:spacing w:after="40"/>
       </w:pPr>
       <w:r>
         <w:rPr>
-          <w:rFonts w:ascii="Calibri" w:hAnsi="Calibri"/>
-          <w:sz w:val="20"/>
+          <w:rFonts w:ascii="Segoe UI" w:hAnsi="Segoe UI"/>
+          <w:color w:val="222222"/>
+          <w:sz w:val="19"/>
         </w:rPr>
-        <w:t>Strategic Pivot 3 (Cloud DB): Deployed resilient connection pooling and fallback seed datasets to mitigate free-tier database sleep timeouts.</w:t>
+      </w:r>
+      <w:r>
+        <w:rPr>
+          <w:rFonts w:ascii="Segoe UI" w:hAnsi="Segoe UI"/>
+          <w:b/>
+          <w:color w:val="222222"/>
+          <w:sz w:val="19"/>
+        </w:rPr>
+        <w:t>Strategic Pivot 3 (Cloud DB):</w:t>
+      </w:r>
+      <w:r>
+        <w:rPr>
+          <w:rFonts w:ascii="Segoe UI" w:hAnsi="Segoe UI"/>
+          <w:color w:val="222222"/>
+          <w:sz w:val="19"/>
+        </w:rPr>
+        <w:t xml:space="preserve"> Deployed resilient connection pooling and fallback seed datasets to mitigate free-tier database sleep timeouts.</w:t>
       </w:r>
     </w:p>
     <w:p>
       <w:pPr>
-        <w:spacing w:before="40" w:after="80"/>
+        <w:spacing w:before="120" w:after="120"/>
       </w:pPr>
       <w:r>
         <w:rPr>
-          <w:rFonts w:ascii="Calibri" w:hAnsi="Calibri"/>
-          <w:color w:val="222222"/>
-          <w:sz w:val="20"/>
+          <w:color w:val="EEDDE0"/>
         </w:rPr>
-        <w:t>---</w:t>
+        <w:t>__________________________________________________________________________</w:t>
       </w:r>
     </w:p>
     <w:p>
       <w:pPr>
-        <w:pStyle w:val="Heading3"/>
         <w:spacing w:before="160" w:after="60"/>
       </w:pPr>
       <w:r>
         <w:rPr>
-          <w:rFonts w:ascii="Georgia" w:hAnsi="Georgia"/>
+          <w:rFonts w:ascii="Segoe UI" w:hAnsi="Segoe UI"/>
           <w:b/>
-          <w:color w:val="444444"/>
+          <w:color w:val="222222"/>
           <w:sz w:val="24"/>
         </w:rPr>
         <w:t>Slide 8: Cost Estimation &amp; Project Budget (Planned vs. Actual)</w:t>
@@ -778,13 +1194,13 @@
     </w:p>
     <w:p>
       <w:pPr>
-        <w:spacing w:before="40" w:after="80"/>
+        <w:spacing w:after="80"/>
       </w:pPr>
       <w:r>
         <w:rPr>
-          <w:rFonts w:ascii="Calibri" w:hAnsi="Calibri"/>
+          <w:rFonts w:ascii="Segoe UI" w:hAnsi="Segoe UI"/>
           <w:color w:val="222222"/>
-          <w:sz w:val="20"/>
+          <w:sz w:val="19"/>
         </w:rPr>
         <w:t>*(Insert summary from `Cost_Estimation_and_Budget.md`)*</w:t>
       </w:r>
@@ -792,78 +1208,160 @@
     <w:p>
       <w:pPr>
         <w:pStyle w:val="ListBullet"/>
-        <w:spacing w:before="20" w:after="40"/>
+        <w:spacing w:after="40"/>
       </w:pPr>
       <w:r>
         <w:rPr>
-          <w:rFonts w:ascii="Calibri" w:hAnsi="Calibri"/>
-          <w:sz w:val="20"/>
+          <w:rFonts w:ascii="Segoe UI" w:hAnsi="Segoe UI"/>
+          <w:color w:val="222222"/>
+          <w:sz w:val="19"/>
         </w:rPr>
-        <w:t>Planned Development Budget: LKR 861,500</w:t>
+      </w:r>
+      <w:r>
+        <w:rPr>
+          <w:rFonts w:ascii="Segoe UI" w:hAnsi="Segoe UI"/>
+          <w:b/>
+          <w:color w:val="222222"/>
+          <w:sz w:val="19"/>
+        </w:rPr>
+        <w:t>Planned Development Budget:</w:t>
+      </w:r>
+      <w:r>
+        <w:rPr>
+          <w:rFonts w:ascii="Segoe UI" w:hAnsi="Segoe UI"/>
+          <w:color w:val="222222"/>
+          <w:sz w:val="19"/>
+        </w:rPr>
+        <w:t xml:space="preserve"> LKR 861,500</w:t>
       </w:r>
     </w:p>
     <w:p>
       <w:pPr>
         <w:pStyle w:val="ListBullet"/>
-        <w:spacing w:before="20" w:after="40"/>
+        <w:spacing w:after="40"/>
       </w:pPr>
       <w:r>
         <w:rPr>
-          <w:rFonts w:ascii="Calibri" w:hAnsi="Calibri"/>
-          <w:sz w:val="20"/>
+          <w:rFonts w:ascii="Segoe UI" w:hAnsi="Segoe UI"/>
+          <w:color w:val="222222"/>
+          <w:sz w:val="19"/>
         </w:rPr>
-        <w:t>Actual Development Cost: LKR 720,000 *(100% Human Resource Effort)*</w:t>
+      </w:r>
+      <w:r>
+        <w:rPr>
+          <w:rFonts w:ascii="Segoe UI" w:hAnsi="Segoe UI"/>
+          <w:b/>
+          <w:color w:val="222222"/>
+          <w:sz w:val="19"/>
+        </w:rPr>
+        <w:t>Actual Development Cost:</w:t>
+      </w:r>
+      <w:r>
+        <w:rPr>
+          <w:rFonts w:ascii="Segoe UI" w:hAnsi="Segoe UI"/>
+          <w:color w:val="222222"/>
+          <w:sz w:val="19"/>
+        </w:rPr>
+        <w:t xml:space="preserve"> LKR 720,000 *(100% Human Resource Effort)*</w:t>
       </w:r>
     </w:p>
     <w:p>
       <w:pPr>
         <w:pStyle w:val="ListBullet"/>
-        <w:spacing w:before="20" w:after="40"/>
+        <w:spacing w:after="40"/>
       </w:pPr>
       <w:r>
         <w:rPr>
-          <w:rFonts w:ascii="Calibri" w:hAnsi="Calibri"/>
-          <w:sz w:val="20"/>
+          <w:rFonts w:ascii="Segoe UI" w:hAnsi="Segoe UI"/>
+          <w:color w:val="222222"/>
+          <w:sz w:val="19"/>
         </w:rPr>
-        <w:t>Overall Project Savings: LKR 141,500 (16.4% Savings) achieved via lean free-tier cloud architecture.</w:t>
+      </w:r>
+      <w:r>
+        <w:rPr>
+          <w:rFonts w:ascii="Segoe UI" w:hAnsi="Segoe UI"/>
+          <w:b/>
+          <w:color w:val="222222"/>
+          <w:sz w:val="19"/>
+        </w:rPr>
+        <w:t>Overall Project Savings:</w:t>
+      </w:r>
+      <w:r>
+        <w:rPr>
+          <w:rFonts w:ascii="Segoe UI" w:hAnsi="Segoe UI"/>
+          <w:color w:val="222222"/>
+          <w:sz w:val="19"/>
+        </w:rPr>
+        <w:t xml:space="preserve"> </w:t>
+      </w:r>
+      <w:r>
+        <w:rPr>
+          <w:rFonts w:ascii="Segoe UI" w:hAnsi="Segoe UI"/>
+          <w:b/>
+          <w:color w:val="222222"/>
+          <w:sz w:val="19"/>
+        </w:rPr>
+        <w:t>LKR 141,500 (16.4% Savings)</w:t>
+      </w:r>
+      <w:r>
+        <w:rPr>
+          <w:rFonts w:ascii="Segoe UI" w:hAnsi="Segoe UI"/>
+          <w:color w:val="222222"/>
+          <w:sz w:val="19"/>
+        </w:rPr>
+        <w:t xml:space="preserve"> achieved via lean free-tier cloud architecture.</w:t>
       </w:r>
     </w:p>
     <w:p>
       <w:pPr>
         <w:pStyle w:val="ListBullet"/>
-        <w:spacing w:before="20" w:after="40"/>
+        <w:spacing w:after="40"/>
       </w:pPr>
       <w:r>
         <w:rPr>
-          <w:rFonts w:ascii="Calibri" w:hAnsi="Calibri"/>
-          <w:sz w:val="20"/>
+          <w:rFonts w:ascii="Segoe UI" w:hAnsi="Segoe UI"/>
+          <w:color w:val="222222"/>
+          <w:sz w:val="19"/>
         </w:rPr>
-        <w:t>Business Model: Freemium Pro Vendor Badges (LKR 2,500–5,000/mo) + 2.5%–5% booking commissions.</w:t>
+      </w:r>
+      <w:r>
+        <w:rPr>
+          <w:rFonts w:ascii="Segoe UI" w:hAnsi="Segoe UI"/>
+          <w:b/>
+          <w:color w:val="222222"/>
+          <w:sz w:val="19"/>
+        </w:rPr>
+        <w:t>Business Model:</w:t>
+      </w:r>
+      <w:r>
+        <w:rPr>
+          <w:rFonts w:ascii="Segoe UI" w:hAnsi="Segoe UI"/>
+          <w:color w:val="222222"/>
+          <w:sz w:val="19"/>
+        </w:rPr>
+        <w:t xml:space="preserve"> Freemium Pro Vendor Badges (LKR 2,500–5,000/mo) + 2.5%–5% booking commissions.</w:t>
       </w:r>
     </w:p>
     <w:p>
       <w:pPr>
-        <w:spacing w:before="40" w:after="80"/>
+        <w:spacing w:before="120" w:after="120"/>
       </w:pPr>
       <w:r>
         <w:rPr>
-          <w:rFonts w:ascii="Calibri" w:hAnsi="Calibri"/>
-          <w:color w:val="222222"/>
-          <w:sz w:val="20"/>
+          <w:color w:val="EEDDE0"/>
         </w:rPr>
-        <w:t>---</w:t>
+        <w:t>__________________________________________________________________________</w:t>
       </w:r>
     </w:p>
     <w:p>
       <w:pPr>
-        <w:pStyle w:val="Heading3"/>
         <w:spacing w:before="160" w:after="60"/>
       </w:pPr>
       <w:r>
         <w:rPr>
-          <w:rFonts w:ascii="Georgia" w:hAnsi="Georgia"/>
+          <w:rFonts w:ascii="Segoe UI" w:hAnsi="Segoe UI"/>
           <w:b/>
-          <w:color w:val="444444"/>
+          <w:color w:val="222222"/>
           <w:sz w:val="24"/>
         </w:rPr>
         <w:t>Slide 9: Quality Assurance &amp; Testing Verification</w:t>
@@ -872,78 +1370,177 @@
     <w:p>
       <w:pPr>
         <w:pStyle w:val="ListBullet"/>
-        <w:spacing w:before="20" w:after="40"/>
+        <w:spacing w:after="40"/>
       </w:pPr>
       <w:r>
         <w:rPr>
-          <w:rFonts w:ascii="Calibri" w:hAnsi="Calibri"/>
-          <w:sz w:val="20"/>
+          <w:rFonts w:ascii="Segoe UI" w:hAnsi="Segoe UI"/>
+          <w:color w:val="222222"/>
+          <w:sz w:val="19"/>
         </w:rPr>
-        <w:t>Automated Backend Tests: 139 / 139 JUnit 5 Tests Passing (100% Pass Rate).</w:t>
+      </w:r>
+      <w:r>
+        <w:rPr>
+          <w:rFonts w:ascii="Segoe UI" w:hAnsi="Segoe UI"/>
+          <w:b/>
+          <w:color w:val="222222"/>
+          <w:sz w:val="19"/>
+        </w:rPr>
+        <w:t>Automated Backend Tests:</w:t>
+      </w:r>
+      <w:r>
+        <w:rPr>
+          <w:rFonts w:ascii="Segoe UI" w:hAnsi="Segoe UI"/>
+          <w:color w:val="222222"/>
+          <w:sz w:val="19"/>
+        </w:rPr>
+        <w:t xml:space="preserve"> </w:t>
+      </w:r>
+      <w:r>
+        <w:rPr>
+          <w:rFonts w:ascii="Segoe UI" w:hAnsi="Segoe UI"/>
+          <w:b/>
+          <w:color w:val="222222"/>
+          <w:sz w:val="19"/>
+        </w:rPr>
+        <w:t>142 / 142 JUnit 5 Tests Passing (100% Pass Rate)</w:t>
+      </w:r>
+      <w:r>
+        <w:rPr>
+          <w:rFonts w:ascii="Segoe UI" w:hAnsi="Segoe UI"/>
+          <w:color w:val="222222"/>
+          <w:sz w:val="19"/>
+        </w:rPr>
+        <w:t>, including dedicated VendorSecurityIntegrationTest suite.</w:t>
       </w:r>
     </w:p>
     <w:p>
       <w:pPr>
         <w:pStyle w:val="ListBullet"/>
-        <w:spacing w:before="20" w:after="40"/>
+        <w:spacing w:after="40"/>
       </w:pPr>
       <w:r>
         <w:rPr>
-          <w:rFonts w:ascii="Calibri" w:hAnsi="Calibri"/>
-          <w:sz w:val="20"/>
+          <w:rFonts w:ascii="Segoe UI" w:hAnsi="Segoe UI"/>
+          <w:color w:val="222222"/>
+          <w:sz w:val="19"/>
         </w:rPr>
-        <w:t>Frontend Unit Tests: 13 / 13 Vitest Tests Passing.</w:t>
+      </w:r>
+      <w:r>
+        <w:rPr>
+          <w:rFonts w:ascii="Segoe UI" w:hAnsi="Segoe UI"/>
+          <w:b/>
+          <w:color w:val="222222"/>
+          <w:sz w:val="19"/>
+        </w:rPr>
+        <w:t>Frontend Unit Tests:</w:t>
+      </w:r>
+      <w:r>
+        <w:rPr>
+          <w:rFonts w:ascii="Segoe UI" w:hAnsi="Segoe UI"/>
+          <w:color w:val="222222"/>
+          <w:sz w:val="19"/>
+        </w:rPr>
+        <w:t xml:space="preserve"> </w:t>
+      </w:r>
+      <w:r>
+        <w:rPr>
+          <w:rFonts w:ascii="Segoe UI" w:hAnsi="Segoe UI"/>
+          <w:b/>
+          <w:color w:val="222222"/>
+          <w:sz w:val="19"/>
+        </w:rPr>
+        <w:t>13 / 13 Vitest Tests Passing (100% Pass Rate)</w:t>
+      </w:r>
+      <w:r>
+        <w:rPr>
+          <w:rFonts w:ascii="Segoe UI" w:hAnsi="Segoe UI"/>
+          <w:color w:val="222222"/>
+          <w:sz w:val="19"/>
+        </w:rPr>
+        <w:t>.</w:t>
       </w:r>
     </w:p>
     <w:p>
       <w:pPr>
         <w:pStyle w:val="ListBullet"/>
-        <w:spacing w:before="20" w:after="40"/>
+        <w:spacing w:after="40"/>
       </w:pPr>
       <w:r>
         <w:rPr>
-          <w:rFonts w:ascii="Calibri" w:hAnsi="Calibri"/>
-          <w:sz w:val="20"/>
+          <w:rFonts w:ascii="Segoe UI" w:hAnsi="Segoe UI"/>
+          <w:color w:val="222222"/>
+          <w:sz w:val="19"/>
         </w:rPr>
-        <w:t>System Test Plan: 46 manual and end-to-end test scenarios documented in `MagulaPlan_Test_Cases.md`.</w:t>
+      </w:r>
+      <w:r>
+        <w:rPr>
+          <w:rFonts w:ascii="Segoe UI" w:hAnsi="Segoe UI"/>
+          <w:b/>
+          <w:color w:val="222222"/>
+          <w:sz w:val="19"/>
+        </w:rPr>
+        <w:t>System Test Plan:</w:t>
+      </w:r>
+      <w:r>
+        <w:rPr>
+          <w:rFonts w:ascii="Segoe UI" w:hAnsi="Segoe UI"/>
+          <w:color w:val="222222"/>
+          <w:sz w:val="19"/>
+        </w:rPr>
+        <w:t xml:space="preserve"> 55 manual and end-to-end test scenarios documented in `MagulaPlan_Test_Cases.md`.</w:t>
       </w:r>
     </w:p>
     <w:p>
       <w:pPr>
         <w:pStyle w:val="ListBullet"/>
-        <w:spacing w:before="20" w:after="40"/>
+        <w:spacing w:after="40"/>
       </w:pPr>
       <w:r>
         <w:rPr>
-          <w:rFonts w:ascii="Calibri" w:hAnsi="Calibri"/>
-          <w:sz w:val="20"/>
+          <w:rFonts w:ascii="Segoe UI" w:hAnsi="Segoe UI"/>
+          <w:color w:val="222222"/>
+          <w:sz w:val="19"/>
         </w:rPr>
-        <w:t>E2E Automation: Playwright regression suite testing mobile and desktop viewports.</w:t>
+      </w:r>
+      <w:r>
+        <w:rPr>
+          <w:rFonts w:ascii="Segoe UI" w:hAnsi="Segoe UI"/>
+          <w:b/>
+          <w:color w:val="222222"/>
+          <w:sz w:val="19"/>
+        </w:rPr>
+        <w:t>E2E Automation:</w:t>
+      </w:r>
+      <w:r>
+        <w:rPr>
+          <w:rFonts w:ascii="Segoe UI" w:hAnsi="Segoe UI"/>
+          <w:color w:val="222222"/>
+          <w:sz w:val="19"/>
+        </w:rPr>
+        <w:t xml:space="preserve"> Playwright regression suite testing mobile and desktop viewports, link generation, and clipboard copying.</w:t>
       </w:r>
     </w:p>
     <w:p>
       <w:pPr>
-        <w:spacing w:before="40" w:after="80"/>
+        <w:spacing w:before="120" w:after="120"/>
       </w:pPr>
       <w:r>
         <w:rPr>
-          <w:rFonts w:ascii="Calibri" w:hAnsi="Calibri"/>
-          <w:color w:val="222222"/>
-          <w:sz w:val="20"/>
+          <w:color w:val="EEDDE0"/>
         </w:rPr>
-        <w:t>---</w:t>
+        <w:t>__________________________________________________________________________</w:t>
       </w:r>
     </w:p>
     <w:p>
       <w:pPr>
-        <w:pStyle w:val="Heading3"/>
         <w:spacing w:before="160" w:after="60"/>
       </w:pPr>
       <w:r>
         <w:rPr>
-          <w:rFonts w:ascii="Georgia" w:hAnsi="Georgia"/>
+          <w:rFonts w:ascii="Segoe UI" w:hAnsi="Segoe UI"/>
           <w:b/>
-          <w:color w:val="444444"/>
+          <w:color w:val="222222"/>
           <w:sz w:val="24"/>
         </w:rPr>
         <w:t>Slide 10: Individual Member Contributions (25 Marks)</w:t>
@@ -951,13 +1548,13 @@
     </w:p>
     <w:p>
       <w:pPr>
-        <w:spacing w:before="40" w:after="80"/>
+        <w:spacing w:after="80"/>
       </w:pPr>
       <w:r>
         <w:rPr>
-          <w:rFonts w:ascii="Calibri" w:hAnsi="Calibri"/>
+          <w:rFonts w:ascii="Segoe UI" w:hAnsi="Segoe UI"/>
           <w:color w:val="222222"/>
-          <w:sz w:val="20"/>
+          <w:sz w:val="19"/>
         </w:rPr>
         <w:t>*(Insert table and pie chart from `Individual_Member_Contributions.md`)*</w:t>
       </w:r>
@@ -965,91 +1562,173 @@
     <w:p>
       <w:pPr>
         <w:pStyle w:val="ListBullet"/>
-        <w:spacing w:before="20" w:after="40"/>
+        <w:spacing w:after="40"/>
       </w:pPr>
       <w:r>
         <w:rPr>
-          <w:rFonts w:ascii="Calibri" w:hAnsi="Calibri"/>
-          <w:sz w:val="20"/>
+          <w:rFonts w:ascii="Segoe UI" w:hAnsi="Segoe UI"/>
+          <w:color w:val="222222"/>
+          <w:sz w:val="19"/>
         </w:rPr>
-        <w:t>Maheen Ranasinghe (21.0%): Project Management, Cloud DevOps, Budget/RSVP APIs.</w:t>
+      </w:r>
+      <w:r>
+        <w:rPr>
+          <w:rFonts w:ascii="Segoe UI" w:hAnsi="Segoe UI"/>
+          <w:b/>
+          <w:color w:val="222222"/>
+          <w:sz w:val="19"/>
+        </w:rPr>
+        <w:t>Maheen Ranasinghe (21.0%):</w:t>
+      </w:r>
+      <w:r>
+        <w:rPr>
+          <w:rFonts w:ascii="Segoe UI" w:hAnsi="Segoe UI"/>
+          <w:color w:val="222222"/>
+          <w:sz w:val="19"/>
+        </w:rPr>
+        <w:t xml:space="preserve"> Project Management, Cloud DevOps, Budget/RSVP APIs.</w:t>
       </w:r>
     </w:p>
     <w:p>
       <w:pPr>
         <w:pStyle w:val="ListBullet"/>
-        <w:spacing w:before="20" w:after="40"/>
+        <w:spacing w:after="40"/>
       </w:pPr>
       <w:r>
         <w:rPr>
-          <w:rFonts w:ascii="Calibri" w:hAnsi="Calibri"/>
-          <w:sz w:val="20"/>
+          <w:rFonts w:ascii="Segoe UI" w:hAnsi="Segoe UI"/>
+          <w:color w:val="222222"/>
+          <w:sz w:val="19"/>
         </w:rPr>
-        <w:t>Amanda Lakmal (21.0%): Spring Boot Architecture, Spring Security, BCrypt Hashing.</w:t>
+      </w:r>
+      <w:r>
+        <w:rPr>
+          <w:rFonts w:ascii="Segoe UI" w:hAnsi="Segoe UI"/>
+          <w:b/>
+          <w:color w:val="222222"/>
+          <w:sz w:val="19"/>
+        </w:rPr>
+        <w:t>Amanda Lakmal (21.0%):</w:t>
+      </w:r>
+      <w:r>
+        <w:rPr>
+          <w:rFonts w:ascii="Segoe UI" w:hAnsi="Segoe UI"/>
+          <w:color w:val="222222"/>
+          <w:sz w:val="19"/>
+        </w:rPr>
+        <w:t xml:space="preserve"> Spring Boot Architecture, Spring Security, BCrypt Hashing.</w:t>
       </w:r>
     </w:p>
     <w:p>
       <w:pPr>
         <w:pStyle w:val="ListBullet"/>
-        <w:spacing w:before="20" w:after="40"/>
+        <w:spacing w:after="40"/>
       </w:pPr>
       <w:r>
         <w:rPr>
-          <w:rFonts w:ascii="Calibri" w:hAnsi="Calibri"/>
-          <w:sz w:val="20"/>
+          <w:rFonts w:ascii="Segoe UI" w:hAnsi="Segoe UI"/>
+          <w:color w:val="222222"/>
+          <w:sz w:val="19"/>
         </w:rPr>
-        <w:t>Dileepa Ranathunga (20.0%): UI/UX Design, React 19 Frontend SPA, Countdown Timer.</w:t>
+      </w:r>
+      <w:r>
+        <w:rPr>
+          <w:rFonts w:ascii="Segoe UI" w:hAnsi="Segoe UI"/>
+          <w:b/>
+          <w:color w:val="222222"/>
+          <w:sz w:val="19"/>
+        </w:rPr>
+        <w:t>Dileepa Ranathunga (20.0%):</w:t>
+      </w:r>
+      <w:r>
+        <w:rPr>
+          <w:rFonts w:ascii="Segoe UI" w:hAnsi="Segoe UI"/>
+          <w:color w:val="222222"/>
+          <w:sz w:val="19"/>
+        </w:rPr>
+        <w:t xml:space="preserve"> UI/UX Design, React 19 Frontend SPA, Countdown Timer.</w:t>
       </w:r>
     </w:p>
     <w:p>
       <w:pPr>
         <w:pStyle w:val="ListBullet"/>
-        <w:spacing w:before="20" w:after="40"/>
+        <w:spacing w:after="40"/>
       </w:pPr>
       <w:r>
         <w:rPr>
-          <w:rFonts w:ascii="Calibri" w:hAnsi="Calibri"/>
-          <w:sz w:val="20"/>
+          <w:rFonts w:ascii="Segoe UI" w:hAnsi="Segoe UI"/>
+          <w:color w:val="222222"/>
+          <w:sz w:val="19"/>
         </w:rPr>
-        <w:t>Ruhini Dananjali (19.0%): MySQL Relational DB Schema, ER Modeling, Data Seeding, BA Specs.</w:t>
+      </w:r>
+      <w:r>
+        <w:rPr>
+          <w:rFonts w:ascii="Segoe UI" w:hAnsi="Segoe UI"/>
+          <w:b/>
+          <w:color w:val="222222"/>
+          <w:sz w:val="19"/>
+        </w:rPr>
+        <w:t>Ruhini Dananjali (19.0%):</w:t>
+      </w:r>
+      <w:r>
+        <w:rPr>
+          <w:rFonts w:ascii="Segoe UI" w:hAnsi="Segoe UI"/>
+          <w:color w:val="222222"/>
+          <w:sz w:val="19"/>
+        </w:rPr>
+        <w:t xml:space="preserve"> MySQL Relational DB Schema, ER Modeling, Data Seeding, BA Specs.</w:t>
       </w:r>
     </w:p>
     <w:p>
       <w:pPr>
         <w:pStyle w:val="ListBullet"/>
-        <w:spacing w:before="20" w:after="40"/>
+        <w:spacing w:after="40"/>
       </w:pPr>
       <w:r>
         <w:rPr>
-          <w:rFonts w:ascii="Calibri" w:hAnsi="Calibri"/>
-          <w:sz w:val="20"/>
+          <w:rFonts w:ascii="Segoe UI" w:hAnsi="Segoe UI"/>
+          <w:color w:val="222222"/>
+          <w:sz w:val="19"/>
         </w:rPr>
-        <w:t>Ruchira Nimnaka (19.0%): 139 JUnit Tests, 46 System Test Cases, QA Defect Management.</w:t>
+      </w:r>
+      <w:r>
+        <w:rPr>
+          <w:rFonts w:ascii="Segoe UI" w:hAnsi="Segoe UI"/>
+          <w:b/>
+          <w:color w:val="222222"/>
+          <w:sz w:val="19"/>
+        </w:rPr>
+        <w:t>Ruchira Nimnaka (19.0%):</w:t>
+      </w:r>
+      <w:r>
+        <w:rPr>
+          <w:rFonts w:ascii="Segoe UI" w:hAnsi="Segoe UI"/>
+          <w:color w:val="222222"/>
+          <w:sz w:val="19"/>
+        </w:rPr>
+        <w:t xml:space="preserve"> 139 JUnit Tests, 46 System Test Cases, QA Defect Management.</w:t>
       </w:r>
     </w:p>
     <w:p>
       <w:pPr>
-        <w:spacing w:before="40" w:after="80"/>
+        <w:spacing w:before="120" w:after="120"/>
       </w:pPr>
       <w:r>
         <w:rPr>
-          <w:rFonts w:ascii="Calibri" w:hAnsi="Calibri"/>
-          <w:color w:val="222222"/>
-          <w:sz w:val="20"/>
+          <w:color w:val="EEDDE0"/>
         </w:rPr>
-        <w:t>---</w:t>
+        <w:t>__________________________________________________________________________</w:t>
       </w:r>
     </w:p>
     <w:p>
       <w:pPr>
-        <w:pStyle w:val="Heading3"/>
         <w:spacing w:before="160" w:after="60"/>
       </w:pPr>
       <w:r>
         <w:rPr>
-          <w:rFonts w:ascii="Georgia" w:hAnsi="Georgia"/>
+          <w:rFonts w:ascii="Segoe UI" w:hAnsi="Segoe UI"/>
           <w:b/>
-          <w:color w:val="444444"/>
+          <w:color w:val="222222"/>
           <w:sz w:val="24"/>
         </w:rPr>
         <w:t>Slide 11: Future Upgrades &amp; Product Roadmap</w:t>
@@ -1058,65 +1737,113 @@
     <w:p>
       <w:pPr>
         <w:pStyle w:val="ListBullet"/>
-        <w:spacing w:before="20" w:after="40"/>
+        <w:spacing w:after="40"/>
       </w:pPr>
       <w:r>
         <w:rPr>
-          <w:rFonts w:ascii="Calibri" w:hAnsi="Calibri"/>
-          <w:sz w:val="20"/>
+          <w:rFonts w:ascii="Segoe UI" w:hAnsi="Segoe UI"/>
+          <w:color w:val="222222"/>
+          <w:sz w:val="19"/>
         </w:rPr>
-        <w:t>Phase 1 (Q4 2026): PayHere / Stripe Online Payment Gateway &amp; advance booking deposits.</w:t>
+      </w:r>
+      <w:r>
+        <w:rPr>
+          <w:rFonts w:ascii="Segoe UI" w:hAnsi="Segoe UI"/>
+          <w:b/>
+          <w:color w:val="222222"/>
+          <w:sz w:val="19"/>
+        </w:rPr>
+        <w:t>Phase 1 (Q4 2026):</w:t>
+      </w:r>
+      <w:r>
+        <w:rPr>
+          <w:rFonts w:ascii="Segoe UI" w:hAnsi="Segoe UI"/>
+          <w:color w:val="222222"/>
+          <w:sz w:val="19"/>
+        </w:rPr>
+        <w:t xml:space="preserve"> PayHere / Stripe Online Payment Gateway &amp; advance booking deposits.</w:t>
       </w:r>
     </w:p>
     <w:p>
       <w:pPr>
         <w:pStyle w:val="ListBullet"/>
-        <w:spacing w:before="20" w:after="40"/>
+        <w:spacing w:after="40"/>
       </w:pPr>
       <w:r>
         <w:rPr>
-          <w:rFonts w:ascii="Calibri" w:hAnsi="Calibri"/>
-          <w:sz w:val="20"/>
+          <w:rFonts w:ascii="Segoe UI" w:hAnsi="Segoe UI"/>
+          <w:color w:val="222222"/>
+          <w:sz w:val="19"/>
         </w:rPr>
-        <w:t>Phase 2 (Q1 2027): Dedicated Vendor Management Portal with availability calendars &amp; direct chat.</w:t>
+      </w:r>
+      <w:r>
+        <w:rPr>
+          <w:rFonts w:ascii="Segoe UI" w:hAnsi="Segoe UI"/>
+          <w:b/>
+          <w:color w:val="222222"/>
+          <w:sz w:val="19"/>
+        </w:rPr>
+        <w:t>Phase 2 (Q1 2027):</w:t>
+      </w:r>
+      <w:r>
+        <w:rPr>
+          <w:rFonts w:ascii="Segoe UI" w:hAnsi="Segoe UI"/>
+          <w:color w:val="222222"/>
+          <w:sz w:val="19"/>
+        </w:rPr>
+        <w:t xml:space="preserve"> Dedicated Vendor Management Portal with availability calendars &amp; direct chat.</w:t>
       </w:r>
     </w:p>
     <w:p>
       <w:pPr>
         <w:pStyle w:val="ListBullet"/>
-        <w:spacing w:before="20" w:after="40"/>
+        <w:spacing w:after="40"/>
       </w:pPr>
       <w:r>
         <w:rPr>
-          <w:rFonts w:ascii="Calibri" w:hAnsi="Calibri"/>
-          <w:sz w:val="20"/>
+          <w:rFonts w:ascii="Segoe UI" w:hAnsi="Segoe UI"/>
+          <w:color w:val="222222"/>
+          <w:sz w:val="19"/>
         </w:rPr>
-        <w:t>Phase 3 (Q2 2027): AI Astrological Nekath Ceremony Generator &amp; 2D Banquet Seating Chart.</w:t>
+      </w:r>
+      <w:r>
+        <w:rPr>
+          <w:rFonts w:ascii="Segoe UI" w:hAnsi="Segoe UI"/>
+          <w:b/>
+          <w:color w:val="222222"/>
+          <w:sz w:val="19"/>
+        </w:rPr>
+        <w:t>Phase 3 (Q2 2027):</w:t>
+      </w:r>
+      <w:r>
+        <w:rPr>
+          <w:rFonts w:ascii="Segoe UI" w:hAnsi="Segoe UI"/>
+          <w:color w:val="222222"/>
+          <w:sz w:val="19"/>
+        </w:rPr>
+        <w:t xml:space="preserve"> AI Astrological Nekath Ceremony Generator &amp; 2D Banquet Seating Chart.</w:t>
       </w:r>
     </w:p>
     <w:p>
       <w:pPr>
-        <w:spacing w:before="40" w:after="80"/>
+        <w:spacing w:before="120" w:after="120"/>
       </w:pPr>
       <w:r>
         <w:rPr>
-          <w:rFonts w:ascii="Calibri" w:hAnsi="Calibri"/>
-          <w:color w:val="222222"/>
-          <w:sz w:val="20"/>
+          <w:color w:val="EEDDE0"/>
         </w:rPr>
-        <w:t>---</w:t>
+        <w:t>__________________________________________________________________________</w:t>
       </w:r>
     </w:p>
     <w:p>
       <w:pPr>
-        <w:pStyle w:val="Heading3"/>
         <w:spacing w:before="160" w:after="60"/>
       </w:pPr>
       <w:r>
         <w:rPr>
-          <w:rFonts w:ascii="Georgia" w:hAnsi="Georgia"/>
+          <w:rFonts w:ascii="Segoe UI" w:hAnsi="Segoe UI"/>
           <w:b/>
-          <w:color w:val="444444"/>
+          <w:color w:val="222222"/>
           <w:sz w:val="24"/>
         </w:rPr>
         <w:t>Slide 12: Conclusion &amp; Q&amp;A</w:t>
@@ -1125,71 +1852,185 @@
     <w:p>
       <w:pPr>
         <w:pStyle w:val="ListBullet"/>
-        <w:spacing w:before="20" w:after="40"/>
+        <w:spacing w:after="40"/>
       </w:pPr>
       <w:r>
         <w:rPr>
-          <w:rFonts w:ascii="Calibri" w:hAnsi="Calibri"/>
-          <w:sz w:val="20"/>
+          <w:rFonts w:ascii="Segoe UI" w:hAnsi="Segoe UI"/>
+          <w:color w:val="222222"/>
+          <w:sz w:val="19"/>
         </w:rPr>
-        <w:t>Live URLs:</w:t>
+      </w:r>
+      <w:r>
+        <w:rPr>
+          <w:rFonts w:ascii="Segoe UI" w:hAnsi="Segoe UI"/>
+          <w:b/>
+          <w:color w:val="222222"/>
+          <w:sz w:val="19"/>
+        </w:rPr>
+        <w:t>Live Deployments:</w:t>
+      </w:r>
+      <w:r>
+        <w:rPr>
+          <w:rFonts w:ascii="Segoe UI" w:hAnsi="Segoe UI"/>
+          <w:color w:val="222222"/>
+          <w:sz w:val="19"/>
+        </w:rPr>
       </w:r>
     </w:p>
     <w:p>
       <w:pPr>
-        <w:spacing w:before="40" w:after="80"/>
+        <w:spacing w:after="80"/>
       </w:pPr>
       <w:r>
         <w:rPr>
-          <w:rFonts w:ascii="Calibri" w:hAnsi="Calibri"/>
+          <w:rFonts w:ascii="Segoe UI" w:hAnsi="Segoe UI"/>
           <w:color w:val="222222"/>
-          <w:sz w:val="20"/>
+          <w:sz w:val="19"/>
         </w:rPr>
-        <w:t>- Frontend: `https://magulaplan.netlify.app`</w:t>
+        <w:t>- Primary Live Frontend (InfinityFree): `https://magulaplan.infinityfreeapp.com/?i=1`</w:t>
       </w:r>
     </w:p>
     <w:p>
       <w:pPr>
-        <w:spacing w:before="40" w:after="80"/>
+        <w:spacing w:after="80"/>
       </w:pPr>
       <w:r>
         <w:rPr>
-          <w:rFonts w:ascii="Calibri" w:hAnsi="Calibri"/>
+          <w:rFonts w:ascii="Segoe UI" w:hAnsi="Segoe UI"/>
           <w:color w:val="222222"/>
-          <w:sz w:val="20"/>
+          <w:sz w:val="19"/>
         </w:rPr>
-        <w:t>- Backend API: `https://magulaplan-api.onrender.com`</w:t>
+        <w:t>- Edge CDN Frontend (Netlify): `https://magulaplan.netlify.app`</w:t>
       </w:r>
     </w:p>
     <w:p>
       <w:pPr>
-        <w:spacing w:before="40" w:after="80"/>
+        <w:spacing w:after="80"/>
       </w:pPr>
       <w:r>
         <w:rPr>
-          <w:rFonts w:ascii="Calibri" w:hAnsi="Calibri"/>
+          <w:rFonts w:ascii="Segoe UI" w:hAnsi="Segoe UI"/>
           <w:color w:val="222222"/>
-          <w:sz w:val="20"/>
+          <w:sz w:val="19"/>
         </w:rPr>
-        <w:t>- GitHub Repo: `https://github.com/maheensayuru/MagulaPlan`</w:t>
+        <w:t>- Backend REST API (Render): `https://magulaplan-api.onrender.com`</w:t>
+      </w:r>
+    </w:p>
+    <w:p>
+      <w:pPr>
+        <w:spacing w:after="80"/>
+      </w:pPr>
+      <w:r>
+        <w:rPr>
+          <w:rFonts w:ascii="Segoe UI" w:hAnsi="Segoe UI"/>
+          <w:color w:val="222222"/>
+          <w:sz w:val="19"/>
+        </w:rPr>
+        <w:t>- GitHub Repository: `https://github.com/maheensayuru/MagulaPlan`</w:t>
       </w:r>
     </w:p>
     <w:p>
       <w:pPr>
         <w:pStyle w:val="ListBullet"/>
-        <w:spacing w:before="20" w:after="40"/>
+        <w:spacing w:after="40"/>
       </w:pPr>
       <w:r>
         <w:rPr>
-          <w:rFonts w:ascii="Calibri" w:hAnsi="Calibri"/>
-          <w:sz w:val="20"/>
+          <w:rFonts w:ascii="Segoe UI" w:hAnsi="Segoe UI"/>
+          <w:color w:val="222222"/>
+          <w:sz w:val="19"/>
         </w:rPr>
-        <w:t>Summary: MagulaPlan delivers an enterprise-grade, culturally tailored, and thoroughly tested digital wedding planning platform ready for production deployment.</w:t>
+      </w:r>
+      <w:r>
+        <w:rPr>
+          <w:rFonts w:ascii="Segoe UI" w:hAnsi="Segoe UI"/>
+          <w:b/>
+          <w:color w:val="222222"/>
+          <w:sz w:val="19"/>
+        </w:rPr>
+        <w:t>Demo Credentials:</w:t>
+      </w:r>
+      <w:r>
+        <w:rPr>
+          <w:rFonts w:ascii="Segoe UI" w:hAnsi="Segoe UI"/>
+          <w:color w:val="222222"/>
+          <w:sz w:val="19"/>
+        </w:rPr>
+      </w:r>
+    </w:p>
+    <w:p>
+      <w:pPr>
+        <w:spacing w:after="80"/>
+      </w:pPr>
+      <w:r>
+        <w:rPr>
+          <w:rFonts w:ascii="Segoe UI" w:hAnsi="Segoe UI"/>
+          <w:color w:val="222222"/>
+          <w:sz w:val="19"/>
+        </w:rPr>
+        <w:t>- Admin: `admin@magulaplan.lk` / `Admin@123` (Role: `ADMIN`)</w:t>
+      </w:r>
+    </w:p>
+    <w:p>
+      <w:pPr>
+        <w:spacing w:after="80"/>
+      </w:pPr>
+      <w:r>
+        <w:rPr>
+          <w:rFonts w:ascii="Segoe UI" w:hAnsi="Segoe UI"/>
+          <w:color w:val="222222"/>
+          <w:sz w:val="19"/>
+        </w:rPr>
+        <w:t>- Couple: `test@magulaplan.lk` / `Password@123` (Role: `USER`)</w:t>
+      </w:r>
+    </w:p>
+    <w:p>
+      <w:pPr>
+        <w:spacing w:after="80"/>
+      </w:pPr>
+      <w:r>
+        <w:rPr>
+          <w:rFonts w:ascii="Segoe UI" w:hAnsi="Segoe UI"/>
+          <w:color w:val="222222"/>
+          <w:sz w:val="19"/>
+        </w:rPr>
+        <w:t>- Vendor: `vendor@magulaplan.lk` / `Vendor@123` (Role: `VENDOR`)</w:t>
+      </w:r>
+    </w:p>
+    <w:p>
+      <w:pPr>
+        <w:pStyle w:val="ListBullet"/>
+        <w:spacing w:after="40"/>
+      </w:pPr>
+      <w:r>
+        <w:rPr>
+          <w:rFonts w:ascii="Segoe UI" w:hAnsi="Segoe UI"/>
+          <w:color w:val="222222"/>
+          <w:sz w:val="19"/>
+        </w:rPr>
+      </w:r>
+      <w:r>
+        <w:rPr>
+          <w:rFonts w:ascii="Segoe UI" w:hAnsi="Segoe UI"/>
+          <w:b/>
+          <w:color w:val="222222"/>
+          <w:sz w:val="19"/>
+        </w:rPr>
+        <w:t>Summary:</w:t>
+      </w:r>
+      <w:r>
+        <w:rPr>
+          <w:rFonts w:ascii="Segoe UI" w:hAnsi="Segoe UI"/>
+          <w:color w:val="222222"/>
+          <w:sz w:val="19"/>
+        </w:rPr>
+        <w:t xml:space="preserve"> MagulaPlan delivers a fully demonstrable, multi-role B2B2C wedding commerce platform with operational customer discovery, commercial vendor monetization, and administrative governance.</w:t>
       </w:r>
     </w:p>
     <w:sectPr>
       <w:pgSz w:w="12240" w:h="15840"/>
-      <w:pgMar w:top="1440" w:right="1440" w:bottom="1440" w:left="1440" w:header="720" w:footer="720" w:gutter="0"/>
+      <w:pgMar w:top="1152" w:right="1296" w:bottom="1152" w:left="1296" w:header="720" w:footer="720" w:gutter="0"/>
       <w:cols w:space="720"/>
       <w:docGrid w:linePitch="360"/>
     </w:sectPr>
